--- a/stock-quant-system/docs/manuals/用户使用说明书.docx
+++ b/stock-quant-system/docs/manuals/用户使用说明书.docx
@@ -360,7 +360,7 @@
         <w:pStyle w:val="Heading2"/>
       </w:pPr>
       <w:r>
-        <w:t>3.1 启动</w:t>
+        <w:t>3.1 启动（推荐：双击一键启动器）</w:t>
       </w:r>
     </w:p>
     <w:p>
@@ -375,7 +375,90 @@
           <w:color w:val="212529"/>
           <w:sz w:val="22"/>
         </w:rPr>
-        <w:t>在 PowerShell 中进入项目目录并启动（路径按你本机安装位置替换）：</w:t>
+        <w:t>项目根目录下的「研衡启动器.exe」——双击它，会自动打开一个黑色命令行窗口（用来显示后台日志，不用管它，不要关掉），几秒到几十秒后自动打开浏览器进入系统。首次启动稍慢，属正常现象。</w:t>
+      </w:r>
+    </w:p>
+    <w:tbl>
+      <w:tblPr>
+        <w:tblW w:type="auto" w:w="0"/>
+        <w:jc w:val="center"/>
+        <w:tblLook w:firstColumn="1" w:firstRow="1" w:lastColumn="0" w:lastRow="0" w:noHBand="0" w:noVBand="1" w:val="04A0"/>
+      </w:tblPr>
+      <w:tblGrid>
+        <w:gridCol w:w="9184"/>
+      </w:tblGrid>
+      <w:tr>
+        <w:tc>
+          <w:tcPr>
+            <w:tcW w:type="dxa" w:w="9184"/>
+            <w:shd w:val="clear" w:color="auto" w:fill="FFF7E6"/>
+            <w:tcBorders>
+              <w:top w:val="single" w:sz="4" w:space="0" w:color="D4A017"/>
+              <w:left w:val="single" w:sz="4" w:space="0" w:color="D4A017"/>
+              <w:bottom w:val="single" w:sz="4" w:space="0" w:color="D4A017"/>
+              <w:right w:val="single" w:sz="4" w:space="0" w:color="D4A017"/>
+            </w:tcBorders>
+          </w:tcPr>
+          <w:p>
+            <w:pPr>
+              <w:spacing w:after="80"/>
+            </w:pPr>
+            <w:r/>
+            <w:r>
+              <w:rPr>
+                <w:rFonts w:ascii="Calibri" w:hAnsi="Calibri" w:eastAsia="微软雅黑" w:cs="Calibri"/>
+                <w:b/>
+                <w:i w:val="0"/>
+                <w:color w:val="8A5A12"/>
+                <w:sz w:val="22"/>
+              </w:rPr>
+              <w:t>为什么还留着黑色命令行窗口，不能更“干净”一点？</w:t>
+            </w:r>
+          </w:p>
+          <w:p>
+            <w:pPr>
+              <w:spacing w:after="40"/>
+            </w:pPr>
+            <w:r>
+              <w:rPr>
+                <w:rFonts w:ascii="Calibri" w:hAnsi="Calibri" w:eastAsia="微软雅黑" w:cs="Calibri"/>
+                <w:b w:val="0"/>
+                <w:i w:val="0"/>
+                <w:color w:val="212529"/>
+                <w:sz w:val="21"/>
+              </w:rPr>
+              <w:t>本系统依赖较大的机器学习库（LightGBM、PyTorch、DuckDB），把它们全部塞进一个双击即用的exe 会让文件膨胀到几个GB且容易出现“某个库在打包后的环境里找不到”的问题。启动器只负责“帮你按一次开始键”，真正干活的还是项目自带、已经装好完整依赖的Python环境——这是权衡稳定性之后的选择，不是没打包干净。</w:t>
+            </w:r>
+          </w:p>
+        </w:tc>
+      </w:tr>
+    </w:tbl>
+    <w:p>
+      <w:pPr>
+        <w:spacing w:after="120"/>
+      </w:pPr>
+    </w:p>
+    <w:p>
+      <w:pPr>
+        <w:pStyle w:val="Heading2"/>
+      </w:pPr>
+      <w:r>
+        <w:t>3.1.1 备用方式：命令行手动启动</w:t>
+      </w:r>
+    </w:p>
+    <w:p>
+      <w:pPr>
+        <w:spacing w:after="160" w:line="360" w:lineRule="auto"/>
+      </w:pPr>
+      <w:r>
+        <w:rPr>
+          <w:rFonts w:ascii="Calibri" w:hAnsi="Calibri" w:eastAsia="微软雅黑" w:cs="Calibri"/>
+          <w:b w:val="0"/>
+          <w:i w:val="0"/>
+          <w:color w:val="212529"/>
+          <w:sz w:val="22"/>
+        </w:rPr>
+        <w:t>如果启动器打不开（比如没有装 .venv 环境），可以在 PowerShell 中手动启动：</w:t>
       </w:r>
     </w:p>
     <w:p>
@@ -407,7 +490,7 @@
           <w:color w:val="212529"/>
           <w:sz w:val="22"/>
         </w:rPr>
-        <w:t>浏览器打开 http://localhost:8501 。左侧四个入口：持仓与建议、掘金扫描、风险仪表盘、AI 解释；首页是持仓总览。</w:t>
+        <w:t>浏览器打开 http://localhost:8501 。左侧七个入口：持仓与建议、掘金扫描、行情图表、风险仪表盘、AI 解释、历史建议复盘、名词解释；首页是持仓总览 + 今日决策速览。</w:t>
       </w:r>
     </w:p>
     <w:p>
@@ -590,6 +673,21 @@
           <w:sz w:val="22"/>
         </w:rPr>
         <w:t>看持仓只数、市值合计、浮动盈亏、当前生产冠军模型编号。单票占比超过 15% 会出警告。</w:t>
+      </w:r>
+    </w:p>
+    <w:p>
+      <w:pPr>
+        <w:spacing w:after="160" w:line="360" w:lineRule="auto"/>
+      </w:pPr>
+      <w:r>
+        <w:rPr>
+          <w:rFonts w:ascii="Calibri" w:hAnsi="Calibri" w:eastAsia="微软雅黑" w:cs="Calibri"/>
+          <w:b w:val="0"/>
+          <w:i w:val="0"/>
+          <w:color w:val="212529"/>
+          <w:sz w:val="22"/>
+        </w:rPr>
+        <w:t>首页新增「🎯 今日决策速览」：把最近一次在「持仓与建议」页生成的全部建议，按紧急程度（止损 &gt; 减仓 &gt; 止盈 &gt; 再平衡 &gt; 建仓 &gt; 持有 &gt; 观望）自动排序，只展示最需要关注的几条，并配一句大白话总结（比如「已经亏了9%，跌破止损线了，建议尽快考虑卖出止损」），不用逐页翻找。这个区块读的是历史记录，不会自动重新跑模型——要看最新结果，仍需去「持仓与建议」页点刷新。</w:t>
       </w:r>
     </w:p>
     <w:p>
@@ -1250,6 +1348,90 @@
           <w:sz w:val="22"/>
         </w:rPr>
         <w:t>每张卡片都有：理由（模型/因子/持仓）、风险提示、失效条件、免责声明。展开后请把四段都读完再决定是否去券商 App 操作。</w:t>
+      </w:r>
+    </w:p>
+    <w:p>
+      <w:pPr>
+        <w:spacing w:after="160" w:line="360" w:lineRule="auto"/>
+      </w:pPr>
+      <w:r>
+        <w:rPr>
+          <w:rFonts w:ascii="Calibri" w:hAnsi="Calibri" w:eastAsia="微软雅黑" w:cs="Calibri"/>
+          <w:b w:val="0"/>
+          <w:i w:val="0"/>
+          <w:color w:val="212529"/>
+          <w:sz w:val="22"/>
+        </w:rPr>
+        <w:t>卡片上现在还会直接换算出具体价格（现价 / 成本价 / 参考止损价 / 参考止盈价），不用自己心算「跌8%等于多少钱」——止损止盈价按你录入的加权平均成本价 × (1 ± 8%) 计算，和训练模型用的标签阈值完全一致。</w:t>
+      </w:r>
+    </w:p>
+    <w:p>
+      <w:pPr>
+        <w:pStyle w:val="Heading2"/>
+      </w:pPr>
+      <w:r>
+        <w:t>4.1a 行情图表（新增）</w:t>
+      </w:r>
+    </w:p>
+    <w:p>
+      <w:pPr>
+        <w:spacing w:after="160" w:line="360" w:lineRule="auto"/>
+      </w:pPr>
+      <w:r>
+        <w:rPr>
+          <w:rFonts w:ascii="Calibri" w:hAnsi="Calibri" w:eastAsia="微软雅黑" w:cs="Calibri"/>
+          <w:b w:val="0"/>
+          <w:i w:val="0"/>
+          <w:color w:val="212529"/>
+          <w:sz w:val="22"/>
+        </w:rPr>
+        <w:t>输入股票代码可以看到 K 线图（前复权）+ 成交量。若这只股票在你的持仓里，图上会自动画出三条虚线：持仓成本价、参考止损价、参考止盈价，可以直接对照现价的位置判断，比读文字/百分比更直观。</w:t>
+      </w:r>
+    </w:p>
+    <w:p>
+      <w:pPr>
+        <w:pStyle w:val="Heading2"/>
+      </w:pPr>
+      <w:r>
+        <w:t>4.1b 历史建议复盘（新增）</w:t>
+      </w:r>
+    </w:p>
+    <w:p>
+      <w:pPr>
+        <w:spacing w:after="160" w:line="360" w:lineRule="auto"/>
+      </w:pPr>
+      <w:r>
+        <w:rPr>
+          <w:rFonts w:ascii="Calibri" w:hAnsi="Calibri" w:eastAsia="微软雅黑" w:cs="Calibri"/>
+          <w:b w:val="0"/>
+          <w:i w:val="0"/>
+          <w:color w:val="212529"/>
+          <w:sz w:val="22"/>
+        </w:rPr>
+        <w:t>累计使用一段时间后，这页会把过去系统发出的每条建议和「发出当天收盘价 → 最新收盘价」的涨跌幅放在一起，标注「方向正确 / 方向不利」，用来大致核对过去的建议是否靠谱、建立对系统的信任。如实说明：这只是简化统计（没考虑真实成交价、滑点、仓位大小），不是严格的策略回测，更不是收益承诺；累计天数越多，参考价值越大，用了不到一周时结论仅供参考。</w:t>
+      </w:r>
+    </w:p>
+    <w:p>
+      <w:pPr>
+        <w:pStyle w:val="Heading2"/>
+      </w:pPr>
+      <w:r>
+        <w:t>4.1c 名词解释（新增）</w:t>
+      </w:r>
+    </w:p>
+    <w:p>
+      <w:pPr>
+        <w:spacing w:after="160" w:line="360" w:lineRule="auto"/>
+      </w:pPr>
+      <w:r>
+        <w:rPr>
+          <w:rFonts w:ascii="Calibri" w:hAnsi="Calibri" w:eastAsia="微软雅黑" w:cs="Calibri"/>
+          <w:b w:val="0"/>
+          <w:i w:val="0"/>
+          <w:color w:val="212529"/>
+          <w:sz w:val="22"/>
+        </w:rPr>
+        <w:t>看不懂 RankIC、VaR、置信度、PSI 这些词是什么意思？这一页集中给了大白话解释，各页面关键指标旁边的「❓」小按钮点开也是同样的内容，不用来回切页面查手册。</w:t>
       </w:r>
     </w:p>
     <w:p>

--- a/stock-quant-system/docs/manuals/用户使用说明书.docx
+++ b/stock-quant-system/docs/manuals/用户使用说明书.docx
@@ -53,7 +53,7 @@
                 <w:color w:val="D6DEE8"/>
                 <w:sz w:val="24"/>
               </w:rPr>
-              <w:t>持仓驾驶舱 · 场景化建议 · 掘金扫描 · 风险仪表盘 · AI 解释</w:t>
+              <w:t>持仓驾驶舱 · 建议卡片 · 掘金扫描 · 行情图表 · 风险 · AI 解释 · 复盘 · 名词解释</w:t>
             </w:r>
           </w:p>
         </w:tc>
@@ -72,7 +72,7 @@
           <w:color w:val="5A626E"/>
           <w:sz w:val="22"/>
         </w:rPr>
-        <w:t>版本 1.0    编写日期 2026-08-26</w:t>
+        <w:t>版本 1.1    编写日期 2026-08-26（第二轮可用性测试配套）</w:t>
       </w:r>
     </w:p>
     <w:p>
@@ -102,7 +102,22 @@
           <w:color w:val="5A626E"/>
           <w:sz w:val="22"/>
         </w:rPr>
-        <w:t>配套软件：Phase 0–4 已验收的本地 Streamlit 应用</w:t>
+        <w:t>配套：Phase 0–4 已验收的本地 Streamlit 应用 + 一键启动器</w:t>
+      </w:r>
+    </w:p>
+    <w:p>
+      <w:pPr>
+        <w:spacing w:after="40" w:line="360" w:lineRule="auto"/>
+      </w:pPr>
+      <w:r>
+        <w:rPr>
+          <w:rFonts w:ascii="Calibri" w:hAnsi="Calibri" w:eastAsia="微软雅黑" w:cs="Calibri"/>
+          <w:b w:val="0"/>
+          <w:i w:val="0"/>
+          <w:color w:val="5A626E"/>
+          <w:sz w:val="22"/>
+        </w:rPr>
+        <w:t>人工测试步骤见同目录《人工可用性测试指南》</w:t>
       </w:r>
     </w:p>
     <w:p/>
@@ -269,7 +284,22 @@
           <w:color w:val="212529"/>
           <w:sz w:val="22"/>
         </w:rPr>
-        <w:t>可选：把上述数字和新闻标题翻译成中文说明（需要你自己配置大模型 API Key）。</w:t>
+        <w:t>可选：把上述数字和新闻标题翻译成中文说明（需要你自己配置通义千问 API Key）。</w:t>
+      </w:r>
+    </w:p>
+    <w:p>
+      <w:pPr>
+        <w:pStyle w:val="ListBullet"/>
+      </w:pPr>
+      <w:r>
+        <w:rPr>
+          <w:rFonts w:ascii="Calibri" w:hAnsi="Calibri" w:eastAsia="微软雅黑" w:cs="Calibri"/>
+          <w:b w:val="0"/>
+          <w:i w:val="0"/>
+          <w:color w:val="212529"/>
+          <w:sz w:val="22"/>
+        </w:rPr>
+        <w:t>用 K 线图对照成本/止盈止损价；用历史建议复盘粗看过去提示方向对不对。</w:t>
       </w:r>
     </w:p>
     <w:p>
@@ -345,6 +375,29 @@
           <w:sz w:val="22"/>
         </w:rPr>
         <w:t>高频、Level-2 抢跑、代客理财。</w:t>
+      </w:r>
+    </w:p>
+    <w:p>
+      <w:pPr>
+        <w:pStyle w:val="Heading2"/>
+      </w:pPr>
+      <w:r>
+        <w:t>2.1 排序模型在干什么（读这一段就够用）</w:t>
+      </w:r>
+    </w:p>
+    <w:p>
+      <w:pPr>
+        <w:spacing w:after="160" w:line="360" w:lineRule="auto"/>
+      </w:pPr>
+      <w:r>
+        <w:rPr>
+          <w:rFonts w:ascii="Calibri" w:hAnsi="Calibri" w:eastAsia="微软雅黑" w:cs="Calibri"/>
+          <w:b w:val="0"/>
+          <w:i w:val="0"/>
+          <w:color w:val="212529"/>
+          <w:sz w:val="22"/>
+        </w:rPr>
+        <w:t>系统给每只可投资股票打的是「这一天在全市场里相对靠前还是靠后」，不是「明天会涨百分之几」。训练时看的是：从某个月末起，未来最多约一个月里，价格是先碰到 +8%、先碰到 -8%，还是到期都没碰到。用来防自己骗自己的办法主要是：按日期切分训练/测试（同一天的股票不能一半拿去训练一半拿去考试）、严格用过去预测未来的滚动前推，以及回测时计入佣金、印花税、涨跌停买不进。所以首页和扫描里的分数只能当观察顺序，不能当下单指令。细节在开发者手册第 5.1 节。</w:t>
       </w:r>
     </w:p>
     <w:p>
@@ -490,7 +543,7 @@
           <w:color w:val="212529"/>
           <w:sz w:val="22"/>
         </w:rPr>
-        <w:t>浏览器打开 http://localhost:8501 。左侧七个入口：持仓与建议、掘金扫描、行情图表、风险仪表盘、AI 解释、历史建议复盘、名词解释；首页是持仓总览 + 今日决策速览。</w:t>
+        <w:t>浏览器打开 http://localhost:8501 。左侧八个入口：首页（持仓驾驶舱）、持仓与建议、掘金扫描、风险仪表盘、AI 解释、行情图表、名词解释、历史建议复盘。</w:t>
       </w:r>
     </w:p>
     <w:p>
@@ -551,7 +604,7 @@
           <w:color w:val="212529"/>
           <w:sz w:val="22"/>
         </w:rPr>
-        <w:t>股票代码填 6 位数字、不要带 .SH / .SZ，例如 000001。</w:t>
+        <w:t>在搜索框输入 6 位数字或公司名称（如 紫金矿业 / 中信证券），多只匹配时在下拉框选定。不要带 .SH / .SZ。</w:t>
       </w:r>
     </w:p>
     <w:p>
@@ -687,7 +740,7 @@
           <w:color w:val="212529"/>
           <w:sz w:val="22"/>
         </w:rPr>
-        <w:t>首页新增「🎯 今日决策速览」：把最近一次在「持仓与建议」页生成的全部建议，按紧急程度（止损 &gt; 减仓 &gt; 止盈 &gt; 再平衡 &gt; 建仓 &gt; 持有 &gt; 观望）自动排序，只展示最需要关注的几条，并配一句大白话总结（比如「已经亏了9%，跌破止损线了，建议尽快考虑卖出止损」），不用逐页翻找。这个区块读的是历史记录，不会自动重新跑模型——要看最新结果，仍需去「持仓与建议」页点刷新。</w:t>
+        <w:t>首页新增「🎯 今日决策速览」：把最近一次在「持仓与建议」页生成的全部建议，按紧急程度（止损 &gt; 减仓 &gt; 止盈 &gt; 再平衡 &gt; 建仓 &gt; 持有 &gt; 观望）自动排序，只展示最需要关注的几条，并配一句大白话总结（比如「已经亏了9%，跌破止损线了，建议尽快考虑卖出止损」），不用逐页翻找。这个区块读的是历史记录，不会自动重新跑模型——要看最新结果，仍需去「持仓与建议」页点刷新。首页下半还有「按名称查代码」：输入紫金矿业、中信证券或 6 位代码，从本地股票池匹配，不联网。</w:t>
       </w:r>
     </w:p>
     <w:p>
@@ -1370,75 +1423,6 @@
         <w:pStyle w:val="Heading2"/>
       </w:pPr>
       <w:r>
-        <w:t>4.1a 行情图表（新增）</w:t>
-      </w:r>
-    </w:p>
-    <w:p>
-      <w:pPr>
-        <w:spacing w:after="160" w:line="360" w:lineRule="auto"/>
-      </w:pPr>
-      <w:r>
-        <w:rPr>
-          <w:rFonts w:ascii="Calibri" w:hAnsi="Calibri" w:eastAsia="微软雅黑" w:cs="Calibri"/>
-          <w:b w:val="0"/>
-          <w:i w:val="0"/>
-          <w:color w:val="212529"/>
-          <w:sz w:val="22"/>
-        </w:rPr>
-        <w:t>输入股票代码可以看到 K 线图（前复权）+ 成交量。若这只股票在你的持仓里，图上会自动画出三条虚线：持仓成本价、参考止损价、参考止盈价，可以直接对照现价的位置判断，比读文字/百分比更直观。</w:t>
-      </w:r>
-    </w:p>
-    <w:p>
-      <w:pPr>
-        <w:pStyle w:val="Heading2"/>
-      </w:pPr>
-      <w:r>
-        <w:t>4.1b 历史建议复盘（新增）</w:t>
-      </w:r>
-    </w:p>
-    <w:p>
-      <w:pPr>
-        <w:spacing w:after="160" w:line="360" w:lineRule="auto"/>
-      </w:pPr>
-      <w:r>
-        <w:rPr>
-          <w:rFonts w:ascii="Calibri" w:hAnsi="Calibri" w:eastAsia="微软雅黑" w:cs="Calibri"/>
-          <w:b w:val="0"/>
-          <w:i w:val="0"/>
-          <w:color w:val="212529"/>
-          <w:sz w:val="22"/>
-        </w:rPr>
-        <w:t>累计使用一段时间后，这页会把过去系统发出的每条建议和「发出当天收盘价 → 最新收盘价」的涨跌幅放在一起，标注「方向正确 / 方向不利」，用来大致核对过去的建议是否靠谱、建立对系统的信任。如实说明：这只是简化统计（没考虑真实成交价、滑点、仓位大小），不是严格的策略回测，更不是收益承诺；累计天数越多，参考价值越大，用了不到一周时结论仅供参考。</w:t>
-      </w:r>
-    </w:p>
-    <w:p>
-      <w:pPr>
-        <w:pStyle w:val="Heading2"/>
-      </w:pPr>
-      <w:r>
-        <w:t>4.1c 名词解释（新增）</w:t>
-      </w:r>
-    </w:p>
-    <w:p>
-      <w:pPr>
-        <w:spacing w:after="160" w:line="360" w:lineRule="auto"/>
-      </w:pPr>
-      <w:r>
-        <w:rPr>
-          <w:rFonts w:ascii="Calibri" w:hAnsi="Calibri" w:eastAsia="微软雅黑" w:cs="Calibri"/>
-          <w:b w:val="0"/>
-          <w:i w:val="0"/>
-          <w:color w:val="212529"/>
-          <w:sz w:val="22"/>
-        </w:rPr>
-        <w:t>看不懂 RankIC、VaR、置信度、PSI 这些词是什么意思？这一页集中给了大白话解释，各页面关键指标旁边的「❓」小按钮点开也是同样的内容，不用来回切页面查手册。</w:t>
-      </w:r>
-    </w:p>
-    <w:p>
-      <w:pPr>
-        <w:pStyle w:val="Heading2"/>
-      </w:pPr>
-      <w:r>
         <w:t>4.3 掘金扫描</w:t>
       </w:r>
     </w:p>
@@ -1454,7 +1438,7 @@
           <w:color w:val="212529"/>
           <w:sz w:val="22"/>
         </w:rPr>
-        <w:t>模型分是相对排序，分高只表示在当天截面里更靠前。Top 表里的 conflict_flag 是行为金融冲突提示（浮盈筹码、龙虎榜过密、大小单背离），不会改排名，请自己交叉判断。</w:t>
+        <w:t>模型分是相对排序，分高只表示在当天截面里更靠前。Top 表里的「行为金融提示」是冲突提示（浮盈筹码、龙虎榜过密、大小单背离），不会改排名，请自己交叉判断。点「❓ RankIC / 因子」可看大白话解释。</w:t>
       </w:r>
     </w:p>
     <w:p>
@@ -1469,7 +1453,7 @@
           <w:color w:val="212529"/>
           <w:sz w:val="22"/>
         </w:rPr>
-        <w:t>2026-08-26 实测快照：交易日 2026-08-24，全市场候选 5340 只，可交易 5293 只。北交所小盘在历史上更容易排到前面，这是已知偏好，不是「这些公司更好」。</w:t>
+        <w:t>2026-08-26 实测快照：交易日 2026-08-24，全市场候选 5340 只，可交易 5293 只。北交所小盘在历史上更容易排到前面，这是已知偏好，不是「这些公司更好」。滑块可调显示前 10～200 名。</w:t>
       </w:r>
     </w:p>
     <w:p>
@@ -1477,7 +1461,30 @@
         <w:pStyle w:val="Heading2"/>
       </w:pPr>
       <w:r>
-        <w:t>4.4 风险仪表盘</w:t>
+        <w:t>4.4 行情图表</w:t>
+      </w:r>
+    </w:p>
+    <w:p>
+      <w:pPr>
+        <w:spacing w:after="160" w:line="360" w:lineRule="auto"/>
+      </w:pPr>
+      <w:r>
+        <w:rPr>
+          <w:rFonts w:ascii="Calibri" w:hAnsi="Calibri" w:eastAsia="微软雅黑" w:cs="Calibri"/>
+          <w:b w:val="0"/>
+          <w:i w:val="0"/>
+          <w:color w:val="212529"/>
+          <w:sz w:val="22"/>
+        </w:rPr>
+        <w:t>输入 6 位代码或公司名称（如紫金矿业）看前复权 K 线 + 成交量。若这只股票已录入持仓，图上会画三条虚线：持仓成本价、参考止损价、参考止盈价（与建议卡片同一套 ±8% 阈值）。未持有则只显示 K 线，并有说明文字。查不到数据时会出现友好提示，不会闪退。</w:t>
+      </w:r>
+    </w:p>
+    <w:p>
+      <w:pPr>
+        <w:pStyle w:val="Heading2"/>
+      </w:pPr>
+      <w:r>
+        <w:t>4.5 风险仪表盘</w:t>
       </w:r>
     </w:p>
     <w:p>
@@ -1492,7 +1499,7 @@
           <w:color w:val="212529"/>
           <w:sz w:val="22"/>
         </w:rPr>
-        <w:t>集中度：单票占已录入持仓市值的比例，超过 15% 标红。</w:t>
+        <w:t>集中度：水平柱状图（不是饼图），柱上直接标百分比，红色虚线是 15% 单票上限。</w:t>
       </w:r>
     </w:p>
     <w:p>
@@ -1507,7 +1514,7 @@
           <w:color w:val="212529"/>
           <w:sz w:val="22"/>
         </w:rPr>
-        <w:t>波动率 / VaR：历史模拟法，用过去约 1 年真实日收益的经验分位数，不是银行那套参数法或蒙特卡洛。</w:t>
+        <w:t>波动率 / VaR：历史模拟法，用过去约 1 年真实日收益的经验分位数，不是银行那套参数法。</w:t>
       </w:r>
     </w:p>
     <w:p>
@@ -1537,7 +1544,7 @@
           <w:color w:val="212529"/>
           <w:sz w:val="22"/>
         </w:rPr>
-        <w:t>回撤：按当前权重重放历史的假设性回撤，不是你真实调仓轨迹的回撤。</w:t>
+        <w:t>回撤：按当前权重重放历史的假设性回撤，不是你真实调仓轨迹的回撤。点「❓ 最大回撤」可看解释。</w:t>
       </w:r>
     </w:p>
     <w:p>
@@ -1545,7 +1552,7 @@
         <w:pStyle w:val="Heading2"/>
       </w:pPr>
       <w:r>
-        <w:t>4.5 AI 解释</w:t>
+        <w:t>4.6 AI 解释</w:t>
       </w:r>
     </w:p>
     <w:p>
@@ -1560,7 +1567,53 @@
           <w:color w:val="212529"/>
           <w:sz w:val="22"/>
         </w:rPr>
-        <w:t>输入 6 位代码后，左侧是系统算出来的分数、因子、行为信号和新闻标题；右侧是大模型把这些内容翻译成中文。规则要求模型不得说「建议买入/卖出」，不得编造输入里没有的数字。新闻来自东方财富搜索，标题真实性由资讯源负责，本系统不做事实核查。</w:t>
+        <w:t>输入代码或公司名称后，左侧是系统算出来的分数、因子、行为信号和新闻标题；右侧是通义千问把这些内容翻译成中文。规则要求模型不得说「建议买入/卖出」，不得编造输入里没有的数字。新闻来自东方财富搜索，标题真实性由资讯源负责。没配 DASHSCOPE_API_KEY 时该页会黄条提示，结构化数据仍会显示。</w:t>
+      </w:r>
+    </w:p>
+    <w:p>
+      <w:pPr>
+        <w:pStyle w:val="Heading2"/>
+      </w:pPr>
+      <w:r>
+        <w:t>4.7 历史建议复盘</w:t>
+      </w:r>
+    </w:p>
+    <w:p>
+      <w:pPr>
+        <w:spacing w:after="160" w:line="360" w:lineRule="auto"/>
+      </w:pPr>
+      <w:r>
+        <w:rPr>
+          <w:rFonts w:ascii="Calibri" w:hAnsi="Calibri" w:eastAsia="微软雅黑" w:cs="Calibri"/>
+          <w:b w:val="0"/>
+          <w:i w:val="0"/>
+          <w:color w:val="212529"/>
+          <w:sz w:val="22"/>
+        </w:rPr>
+        <w:t>把过去每条建议和「发出当天收盘价 → 最新收盘价」的涨跌幅放在一起，标注「方向正确 / 方向不利」。可用「按建议类型筛选」勾选/清空类型。清空全部类型时应提示「没有符合当前筛选条件的记录」，而不是空白死页。如实说明：这只是简化统计（没考虑真实成交价、滑点、仓位大小），不是严格策略回测，更不是收益承诺。</w:t>
+      </w:r>
+    </w:p>
+    <w:p>
+      <w:pPr>
+        <w:pStyle w:val="Heading2"/>
+      </w:pPr>
+      <w:r>
+        <w:t>4.8 名词解释</w:t>
+      </w:r>
+    </w:p>
+    <w:p>
+      <w:pPr>
+        <w:spacing w:after="160" w:line="360" w:lineRule="auto"/>
+      </w:pPr>
+      <w:r>
+        <w:rPr>
+          <w:rFonts w:ascii="Calibri" w:hAnsi="Calibri" w:eastAsia="微软雅黑" w:cs="Calibri"/>
+          <w:b w:val="0"/>
+          <w:i w:val="0"/>
+          <w:color w:val="212529"/>
+          <w:sz w:val="22"/>
+        </w:rPr>
+        <w:t>集中解释 RankIC、VaR、置信度、PSI、因子等词。页面顶部可搜索；搜不到匹配项时列表为空，页面其余部分仍正常。各页关键指标旁的「❓」弹出的是同一份术语，不用来回切页面。</w:t>
       </w:r>
     </w:p>
     <w:p>
@@ -2374,6 +2427,66 @@
           <w:color w:val="212529"/>
           <w:sz w:val="22"/>
         </w:rPr>
+        <w:t>Q：风险页怎么没有饼图了？</w:t>
+      </w:r>
+    </w:p>
+    <w:p>
+      <w:pPr>
+        <w:spacing w:after="160" w:line="360" w:lineRule="auto"/>
+      </w:pPr>
+      <w:r>
+        <w:rPr>
+          <w:rFonts w:ascii="Calibri" w:hAnsi="Calibri" w:eastAsia="微软雅黑" w:cs="Calibri"/>
+          <w:b w:val="0"/>
+          <w:i w:val="0"/>
+          <w:color w:val="212529"/>
+          <w:sz w:val="22"/>
+        </w:rPr>
+        <w:t>A：持仓常常不止 4 只，饼图角度不好比。改成水平柱 + 15% 红线，更容易看出谁超限。</w:t>
+      </w:r>
+    </w:p>
+    <w:p>
+      <w:pPr>
+        <w:spacing w:after="160" w:line="360" w:lineRule="auto"/>
+      </w:pPr>
+      <w:r>
+        <w:rPr>
+          <w:rFonts w:ascii="Calibri" w:hAnsi="Calibri" w:eastAsia="微软雅黑" w:cs="Calibri"/>
+          <w:b/>
+          <w:i w:val="0"/>
+          <w:color w:val="212529"/>
+          <w:sz w:val="22"/>
+        </w:rPr>
+        <w:t>Q：历史复盘里股票名变成 nan？</w:t>
+      </w:r>
+    </w:p>
+    <w:p>
+      <w:pPr>
+        <w:spacing w:after="160" w:line="360" w:lineRule="auto"/>
+      </w:pPr>
+      <w:r>
+        <w:rPr>
+          <w:rFonts w:ascii="Calibri" w:hAnsi="Calibri" w:eastAsia="微软雅黑" w:cs="Calibri"/>
+          <w:b w:val="0"/>
+          <w:i w:val="0"/>
+          <w:color w:val="212529"/>
+          <w:sz w:val="22"/>
+        </w:rPr>
+        <w:t>A：旧版本有过这个显示 bug，2026-08-26 已修。若仍出现请记下代码和日期。</w:t>
+      </w:r>
+    </w:p>
+    <w:p>
+      <w:pPr>
+        <w:spacing w:after="160" w:line="360" w:lineRule="auto"/>
+      </w:pPr>
+      <w:r>
+        <w:rPr>
+          <w:rFonts w:ascii="Calibri" w:hAnsi="Calibri" w:eastAsia="微软雅黑" w:cs="Calibri"/>
+          <w:b/>
+          <w:i w:val="0"/>
+          <w:color w:val="212529"/>
+          <w:sz w:val="22"/>
+        </w:rPr>
         <w:t>Q：我能把建议转发给别人当荐股吗？</w:t>
       </w:r>
     </w:p>
@@ -2397,7 +2510,7 @@
         <w:pStyle w:val="Heading1"/>
       </w:pPr>
       <w:r>
-        <w:t>9. 修订与责任</w:t>
+        <w:t>9. 第二轮人工可用性测试</w:t>
       </w:r>
     </w:p>
     <w:p>
@@ -2412,7 +2525,30 @@
           <w:color w:val="212529"/>
           <w:sz w:val="22"/>
         </w:rPr>
-        <w:t>本说明书与 2026-08-26 的 Phase 4 验收状态对齐。软件升级后以仓库内 README 和最新验收报告为准。作者与开发辅助工具不对使用本系统产生的任何盈亏承担责任。</w:t>
+        <w:t>本轮测试目的：确认字体够大、建议能看懂、新页面（图表/名词/复盘）和边界情况不会崩。逐步清单、通过标准、记录表见同目录《人工可用性测试指南》（docx 与 md 各一份）。测的时候请按指南勾选，不要凭记忆跳步；发现与指南「预期」不符的，记代码/操作路径/截图。</w:t>
+      </w:r>
+    </w:p>
+    <w:p>
+      <w:pPr>
+        <w:pStyle w:val="Heading1"/>
+      </w:pPr>
+      <w:r>
+        <w:t>10. 修订与责任</w:t>
+      </w:r>
+    </w:p>
+    <w:p>
+      <w:pPr>
+        <w:spacing w:after="160" w:line="360" w:lineRule="auto"/>
+      </w:pPr>
+      <w:r>
+        <w:rPr>
+          <w:rFonts w:ascii="Calibri" w:hAnsi="Calibri" w:eastAsia="微软雅黑" w:cs="Calibri"/>
+          <w:b w:val="0"/>
+          <w:i w:val="0"/>
+          <w:color w:val="212529"/>
+          <w:sz w:val="22"/>
+        </w:rPr>
+        <w:t>本说明书与 2026-08-26 的 Phase 4 + UI 两轮打磨状态对齐（版本 1.1）。软件升级后以仓库内 README、docs/ux-upgrade-notes.md 和最新验收报告为准。作者与开发辅助工具不对使用本系统产生的任何盈亏承担责任。</w:t>
       </w:r>
     </w:p>
     <w:sectPr>
